--- a/reports/5_Development_Guide_DocMindX_AI_HI.docx
+++ b/reports/5_Development_Guide_DocMindX_AI_HI.docx
@@ -55,7 +55,7 @@
       <w:tr>
         <w:tc>
           <w:tcPr>
-            <w:tcW w:type="dxa" w:w="2160"/>
+            <w:tcW w:type="dxa" w:w="2016"/>
             <w:shd w:fill="F1F5F9"/>
           </w:tcPr>
           <w:p>
@@ -67,7 +67,7 @@
                 <w:rFonts w:ascii="Segoe UI" w:hAnsi="Segoe UI"/>
                 <w:b/>
                 <w:color w:val="0A2540"/>
-                <w:sz w:val="18"/>
+                <w:sz w:val="17"/>
               </w:rPr>
               <w:t>प्रोजेक्ट</w:t>
             </w:r>
@@ -75,7 +75,7 @@
         </w:tc>
         <w:tc>
           <w:tcPr>
-            <w:tcW w:type="dxa" w:w="2592"/>
+            <w:tcW w:type="dxa" w:w="3168"/>
             <w:shd w:fill="F8FAFC"/>
           </w:tcPr>
           <w:p>
@@ -86,15 +86,15 @@
               <w:rPr>
                 <w:rFonts w:ascii="Segoe UI" w:hAnsi="Segoe UI"/>
                 <w:color w:val="1E293B"/>
-                <w:sz w:val="18"/>
+                <w:sz w:val="17"/>
               </w:rPr>
-              <w:t>DocMindX AI v2.0</w:t>
+              <w:t>DocMindX AI v2.0 (क्लिनिकल इंटेलिजेंस)</w:t>
             </w:r>
           </w:p>
         </w:tc>
         <w:tc>
           <w:tcPr>
-            <w:tcW w:type="dxa" w:w="2160"/>
+            <w:tcW w:type="dxa" w:w="1872"/>
             <w:shd w:fill="F1F5F9"/>
           </w:tcPr>
           <w:p>
@@ -106,15 +106,15 @@
                 <w:rFonts w:ascii="Segoe UI" w:hAnsi="Segoe UI"/>
                 <w:b/>
                 <w:color w:val="0A2540"/>
-                <w:sz w:val="18"/>
+                <w:sz w:val="17"/>
               </w:rPr>
-              <w:t>लेखक / आर्किटेक्ट</w:t>
+              <w:t>स्थिति</w:t>
             </w:r>
           </w:p>
         </w:tc>
         <w:tc>
           <w:tcPr>
-            <w:tcW w:type="dxa" w:w="2448"/>
+            <w:tcW w:type="dxa" w:w="2304"/>
             <w:shd w:fill="F8FAFC"/>
           </w:tcPr>
           <w:p>
@@ -125,9 +125,9 @@
               <w:rPr>
                 <w:rFonts w:ascii="Segoe UI" w:hAnsi="Segoe UI"/>
                 <w:color w:val="1E293B"/>
-                <w:sz w:val="18"/>
+                <w:sz w:val="17"/>
               </w:rPr>
-              <w:t>Daksh Vasani</w:t>
+              <w:t>प्रोडक्शन सत्यापित (97.58% सटीकता)</w:t>
             </w:r>
           </w:p>
         </w:tc>
@@ -135,7 +135,7 @@
       <w:tr>
         <w:tc>
           <w:tcPr>
-            <w:tcW w:type="dxa" w:w="2160"/>
+            <w:tcW w:type="dxa" w:w="2016"/>
             <w:shd w:fill="F1F5F9"/>
           </w:tcPr>
           <w:p>
@@ -147,15 +147,15 @@
                 <w:rFonts w:ascii="Segoe UI" w:hAnsi="Segoe UI"/>
                 <w:b/>
                 <w:color w:val="0A2540"/>
-                <w:sz w:val="18"/>
+                <w:sz w:val="17"/>
               </w:rPr>
-              <w:t>ट्रैक</w:t>
+              <w:t>विद्यार्थी / शोधकर्ता</w:t>
             </w:r>
           </w:p>
         </w:tc>
         <w:tc>
           <w:tcPr>
-            <w:tcW w:type="dxa" w:w="2592"/>
+            <w:tcW w:type="dxa" w:w="3168"/>
             <w:shd w:fill="F8FAFC"/>
           </w:tcPr>
           <w:p>
@@ -166,15 +166,17 @@
               <w:rPr>
                 <w:rFonts w:ascii="Segoe UI" w:hAnsi="Segoe UI"/>
                 <w:color w:val="1E293B"/>
-                <w:sz w:val="18"/>
+                <w:sz w:val="17"/>
               </w:rPr>
-              <w:t>स्मार्ट हेल्थ एवं सप्लाई चेन</w:t>
+              <w:t>1. आकाश शाह   2. आलोक राणा</w:t>
+              <w:br/>
+              <w:t>3. वासणी दक्ष विठ्ठलभाई</w:t>
             </w:r>
           </w:p>
         </w:tc>
         <w:tc>
           <w:tcPr>
-            <w:tcW w:type="dxa" w:w="2160"/>
+            <w:tcW w:type="dxa" w:w="1872"/>
             <w:shd w:fill="F1F5F9"/>
           </w:tcPr>
           <w:p>
@@ -186,15 +188,15 @@
                 <w:rFonts w:ascii="Segoe UI" w:hAnsi="Segoe UI"/>
                 <w:b/>
                 <w:color w:val="0A2540"/>
-                <w:sz w:val="18"/>
+                <w:sz w:val="17"/>
               </w:rPr>
-              <w:t>स्थिति</w:t>
+              <w:t>संस्थान / विभाग</w:t>
             </w:r>
           </w:p>
         </w:tc>
         <w:tc>
           <w:tcPr>
-            <w:tcW w:type="dxa" w:w="2448"/>
+            <w:tcW w:type="dxa" w:w="2304"/>
             <w:shd w:fill="F8FAFC"/>
           </w:tcPr>
           <w:p>
@@ -205,9 +207,89 @@
               <w:rPr>
                 <w:rFonts w:ascii="Segoe UI" w:hAnsi="Segoe UI"/>
                 <w:color w:val="1E293B"/>
-                <w:sz w:val="18"/>
+                <w:sz w:val="17"/>
               </w:rPr>
-              <w:t>प्रोडक्शन रेडी / सत्यापित</w:t>
+              <w:t>SOCCA (M.Sc. D.S.)</w:t>
+            </w:r>
+          </w:p>
+        </w:tc>
+      </w:tr>
+      <w:tr>
+        <w:tc>
+          <w:tcPr>
+            <w:tcW w:type="dxa" w:w="2016"/>
+            <w:shd w:fill="F1F5F9"/>
+          </w:tcPr>
+          <w:p>
+            <w:pPr>
+              <w:spacing w:before="40" w:after="40"/>
+            </w:pPr>
+            <w:r>
+              <w:rPr>
+                <w:rFonts w:ascii="Segoe UI" w:hAnsi="Segoe UI"/>
+                <w:b/>
+                <w:color w:val="0A2540"/>
+                <w:sz w:val="17"/>
+              </w:rPr>
+              <w:t>प्रोजेक्ट मार्गदर्शक</w:t>
+            </w:r>
+          </w:p>
+        </w:tc>
+        <w:tc>
+          <w:tcPr>
+            <w:tcW w:type="dxa" w:w="3168"/>
+            <w:shd w:fill="F8FAFC"/>
+          </w:tcPr>
+          <w:p>
+            <w:pPr>
+              <w:spacing w:before="40" w:after="40"/>
+            </w:pPr>
+            <w:r>
+              <w:rPr>
+                <w:rFonts w:ascii="Segoe UI" w:hAnsi="Segoe UI"/>
+                <w:color w:val="1E293B"/>
+                <w:sz w:val="17"/>
+              </w:rPr>
+              <w:t>श्री केतन नकुम (Mr. Ketan Nakum)</w:t>
+            </w:r>
+          </w:p>
+        </w:tc>
+        <w:tc>
+          <w:tcPr>
+            <w:tcW w:type="dxa" w:w="1872"/>
+            <w:shd w:fill="F1F5F9"/>
+          </w:tcPr>
+          <w:p>
+            <w:pPr>
+              <w:spacing w:before="40" w:after="40"/>
+            </w:pPr>
+            <w:r>
+              <w:rPr>
+                <w:rFonts w:ascii="Segoe UI" w:hAnsi="Segoe UI"/>
+                <w:b/>
+                <w:color w:val="0A2540"/>
+                <w:sz w:val="17"/>
+              </w:rPr>
+              <w:t>विभाग</w:t>
+            </w:r>
+          </w:p>
+        </w:tc>
+        <w:tc>
+          <w:tcPr>
+            <w:tcW w:type="dxa" w:w="2304"/>
+            <w:shd w:fill="F8FAFC"/>
+          </w:tcPr>
+          <w:p>
+            <w:pPr>
+              <w:spacing w:before="40" w:after="40"/>
+            </w:pPr>
+            <w:r>
+              <w:rPr>
+                <w:rFonts w:ascii="Segoe UI" w:hAnsi="Segoe UI"/>
+                <w:color w:val="1E293B"/>
+                <w:sz w:val="17"/>
+              </w:rPr>
+              <w:t>SOCCA (M.Sc. D.S.)</w:t>
             </w:r>
           </w:p>
         </w:tc>
@@ -215,7 +297,7 @@
     </w:tbl>
     <w:p>
       <w:pPr>
-        <w:spacing w:before="240" w:after="160"/>
+        <w:spacing w:before="200" w:after="160"/>
       </w:pPr>
     </w:p>
     <w:p>
@@ -699,6 +781,146 @@
     <w:p>
       <w:pPr>
         <w:keepNext/>
+        <w:spacing w:before="240" w:after="80"/>
+      </w:pPr>
+      <w:r>
+        <w:rPr>
+          <w:rFonts w:ascii="Segoe UI" w:hAnsi="Segoe UI"/>
+          <w:b/>
+          <w:color w:val="0077B6"/>
+          <w:sz w:val="25"/>
+        </w:rPr>
+        <w:t>2.2 निकटतम स्वास्थ्य केंद्र रडार (1-25 किमी दायरा)</w:t>
+      </w:r>
+    </w:p>
+    <w:tbl>
+      <w:tblPr>
+        <w:tblW w:type="auto" w:w="0"/>
+        <w:jc w:val="center"/>
+        <w:tblLook w:firstColumn="1" w:firstRow="1" w:lastColumn="0" w:lastRow="0" w:noHBand="0" w:noVBand="1" w:val="04A0"/>
+      </w:tblPr>
+      <w:tblGrid>
+        <w:gridCol w:w="9360"/>
+      </w:tblGrid>
+      <w:tr>
+        <w:tc>
+          <w:tcPr>
+            <w:tcW w:type="dxa" w:w="9360"/>
+            <w:shd w:fill="F8FAFC"/>
+            <w:tcBorders>
+              <w:top w:val="single" w:sz="6" w:space="0" w:color="CBD5E1"/>
+              <w:left w:val="single" w:sz="12" w:space="0" w:color="0077B6"/>
+              <w:bottom w:val="single" w:sz="6" w:space="0" w:color="CBD5E1"/>
+              <w:right w:val="single" w:sz="6" w:space="0" w:color="CBD5E1"/>
+            </w:tcBorders>
+          </w:tcPr>
+          <w:p>
+            <w:pPr>
+              <w:spacing w:before="80" w:after="80"/>
+              <w:ind w:left="144"/>
+            </w:pPr>
+            <w:r>
+              <w:rPr>
+                <w:rFonts w:ascii="Consolas" w:hAnsi="Consolas"/>
+                <w:color w:val="1E293B"/>
+                <w:sz w:val="17"/>
+              </w:rPr>
+              <w:t>from ai.geo.hospital_locator import search_nearby_healthcare</w:t>
+              <w:br/>
+              <w:br/>
+              <w:t># 1 से 25 किमी के दायरे में अस्पताल, क्लीनिक व मेडिकल स्टोर खोजें</w:t>
+              <w:br/>
+              <w:t>facilities = search_nearby_healthcare(</w:t>
+              <w:br/>
+              <w:t xml:space="preserve">    latitude=21.1702,</w:t>
+              <w:br/>
+              <w:t xml:space="preserve">    longitude=72.8311,</w:t>
+              <w:br/>
+              <w:t xml:space="preserve">    radius_km=10,  # 1 से 25 किमी स्लाइडर</w:t>
+              <w:br/>
+              <w:t xml:space="preserve">    categories=["24_7_hospitals", "clinics", "pharmacies"]</w:t>
+              <w:br/>
+              <w:t>)</w:t>
+            </w:r>
+          </w:p>
+        </w:tc>
+      </w:tr>
+    </w:tbl>
+    <w:p>
+      <w:pPr>
+        <w:spacing w:before="80" w:after="80"/>
+      </w:pPr>
+    </w:p>
+    <w:p>
+      <w:pPr>
+        <w:keepNext/>
+        <w:spacing w:before="240" w:after="80"/>
+      </w:pPr>
+      <w:r>
+        <w:rPr>
+          <w:rFonts w:ascii="Segoe UI" w:hAnsi="Segoe UI"/>
+          <w:b/>
+          <w:color w:val="0077B6"/>
+          <w:sz w:val="25"/>
+        </w:rPr>
+        <w:t>2.3 पारिवारिक स्वास्थ्य प्रोफाइल व स्वतः डेटा भरण</w:t>
+      </w:r>
+    </w:p>
+    <w:tbl>
+      <w:tblPr>
+        <w:tblW w:type="auto" w:w="0"/>
+        <w:jc w:val="center"/>
+        <w:tblLook w:firstColumn="1" w:firstRow="1" w:lastColumn="0" w:lastRow="0" w:noHBand="0" w:noVBand="1" w:val="04A0"/>
+      </w:tblPr>
+      <w:tblGrid>
+        <w:gridCol w:w="9360"/>
+      </w:tblGrid>
+      <w:tr>
+        <w:tc>
+          <w:tcPr>
+            <w:tcW w:type="dxa" w:w="9360"/>
+            <w:shd w:fill="F8FAFC"/>
+            <w:tcBorders>
+              <w:top w:val="single" w:sz="6" w:space="0" w:color="CBD5E1"/>
+              <w:left w:val="single" w:sz="12" w:space="0" w:color="0077B6"/>
+              <w:bottom w:val="single" w:sz="6" w:space="0" w:color="CBD5E1"/>
+              <w:right w:val="single" w:sz="6" w:space="0" w:color="CBD5E1"/>
+            </w:tcBorders>
+          </w:tcPr>
+          <w:p>
+            <w:pPr>
+              <w:spacing w:before="80" w:after="80"/>
+              <w:ind w:left="144"/>
+            </w:pPr>
+            <w:r>
+              <w:rPr>
+                <w:rFonts w:ascii="Consolas" w:hAnsi="Consolas"/>
+                <w:color w:val="1E293B"/>
+                <w:sz w:val="17"/>
+              </w:rPr>
+              <w:t>from components.family_ui import get_family_profiles, autofill_demographics</w:t>
+              <w:br/>
+              <w:br/>
+              <w:t># पारिवारिक प्रोफाइल लोड करें और डेमोग्राफिक्स स्वतः भरें</w:t>
+              <w:br/>
+              <w:t>members = get_family_profiles(user_id="user_123")</w:t>
+              <w:br/>
+              <w:t>demographics = autofill_demographics(member_id="member_456")</w:t>
+              <w:br/>
+              <w:t># रिटर्न: {"age": 24, "gender": "Male", "state": "Gujarat", "height": 175, "weight": 70, "blood_group": "O+"}</w:t>
+            </w:r>
+          </w:p>
+        </w:tc>
+      </w:tr>
+    </w:tbl>
+    <w:p>
+      <w:pPr>
+        <w:spacing w:before="80" w:after="80"/>
+      </w:pPr>
+    </w:p>
+    <w:p>
+      <w:pPr>
+        <w:keepNext/>
         <w:spacing w:before="360" w:after="120"/>
       </w:pPr>
       <w:r>
@@ -919,7 +1141,7 @@
         <w:color w:val="64748B"/>
         <w:sz w:val="16"/>
       </w:rPr>
-      <w:t>DocMindX AI Platform | Enterprise Clinical Health Intelligence | Confidential &amp; Proprietary</w:t>
+      <w:t>DocMindX AI Platform | SOCCA (M.Sc. D.S.) | Mentor: Mr. Ketan Nakum | Production Verified</w:t>
     </w:r>
   </w:p>
 </w:ftr>
